--- a/backend/data/corpus/DOC-20210415-016.docx
+++ b/backend/data/corpus/DOC-20210415-016.docx
@@ -63,7 +63,7 @@
           <w:b/>
           <w:sz w:val="21"/>
         </w:rPr>
-        <w:t>Rohan Barrowman, MD, Beacon Hill Neurology Associates, Roanoke, VA (AR)</w:t>
+        <w:t>Odalys Eversholt, MD, Alder Point Neurology Associates, Charleston, SC (RSM)</w:t>
       </w:r>
     </w:p>
     <w:p>
@@ -71,7 +71,7 @@
         <w:rPr>
           <w:sz w:val="21"/>
         </w:rPr>
-        <w:t>&gt; Referenced a guideline update discussed at journal club in passing.</w:t>
+        <w:t>&gt; Asked whether I would be at the meeting later this year.</w:t>
       </w:r>
     </w:p>
     <w:p>
@@ -79,7 +79,407 @@
         <w:rPr>
           <w:sz w:val="21"/>
         </w:rPr>
-        <w:t>&gt; This practice is still building familiarity with the product and had no clinical points to raise.</w:t>
+        <w:t>&gt; Titration habits came up in general terms; no specifics were discussed and none were offered.</w:t>
+      </w:r>
+    </w:p>
+    <w:p>
+      <w:r>
+        <w:rPr>
+          <w:sz w:val="21"/>
+        </w:rPr>
+        <w:t>&gt; Noted that the appeals process remains the slowest step and that this is not specific to any one product.</w:t>
+      </w:r>
+    </w:p>
+    <w:p>
+      <w:r>
+        <w:rPr>
+          <w:sz w:val="21"/>
+        </w:rPr>
+        <w:t>&gt; Onboarding the epilepsy fellow is the current preoccupation here.</w:t>
+      </w:r>
+    </w:p>
+    <w:p>
+      <w:r>
+        <w:rPr>
+          <w:sz w:val="21"/>
+        </w:rPr>
+        <w:t>&gt; The practice lost a rotating resident and has not backfilled, so routine follow-up slots has stretched out.</w:t>
+      </w:r>
+    </w:p>
+    <w:p>
+      <w:r>
+        <w:rPr>
+          <w:sz w:val="21"/>
+        </w:rPr>
+      </w:r>
+    </w:p>
+    <w:p>
+      <w:r>
+        <w:rPr>
+          <w:b/>
+          <w:sz w:val="21"/>
+        </w:rPr>
+        <w:t>Ulrike Silverthorne, MD, Silver Creek Medical Group, Madison, WI (AR)</w:t>
+      </w:r>
+    </w:p>
+    <w:p>
+      <w:r>
+        <w:rPr>
+          <w:sz w:val="21"/>
+        </w:rPr>
+        <w:t>&gt; A compressed meeting between clinic blocks, first one this quarter.</w:t>
+      </w:r>
+    </w:p>
+    <w:p>
+      <w:r>
+        <w:rPr>
+          <w:sz w:val="21"/>
+        </w:rPr>
+        <w:t>&gt; Asked about my travel schedule, since visits keep landing on the busiest clinic days.</w:t>
+      </w:r>
+    </w:p>
+    <w:p>
+      <w:r>
+        <w:rPr>
+          <w:sz w:val="21"/>
+        </w:rPr>
+        <w:t>&gt; Referral patterns into this clinic have changed, and the older half of the panel is a bigger share than it was.</w:t>
+      </w:r>
+    </w:p>
+    <w:p>
+      <w:r>
+        <w:rPr>
+          <w:sz w:val="21"/>
+        </w:rPr>
+        <w:t>&gt; Compared notes on which sessions were worth the time.</w:t>
+      </w:r>
+    </w:p>
+    <w:p>
+      <w:r>
+        <w:rPr>
+          <w:sz w:val="21"/>
+        </w:rPr>
+        <w:t>&gt; The referral queue has stretched out since the summer, which shapes how much time there is for anything else.</w:t>
+      </w:r>
+    </w:p>
+    <w:p>
+      <w:r>
+        <w:rPr>
+          <w:sz w:val="21"/>
+        </w:rPr>
+      </w:r>
+    </w:p>
+    <w:p>
+      <w:r>
+        <w:rPr>
+          <w:b/>
+          <w:sz w:val="21"/>
+        </w:rPr>
+        <w:t>Josefina Ghiradelli, MD, Sandhill Neuroscience Center, Worcester, MA (RSM)</w:t>
+      </w:r>
+    </w:p>
+    <w:p>
+      <w:r>
+        <w:rPr>
+          <w:sz w:val="21"/>
+        </w:rPr>
+        <w:t>&gt; Caught a twenty-minute window in the workroom between patients.</w:t>
+      </w:r>
+    </w:p>
+    <w:p>
+      <w:r>
+        <w:rPr>
+          <w:sz w:val="21"/>
+        </w:rPr>
+        <w:t>&gt; Benefit verification is the step that most often delays a start here.</w:t>
+      </w:r>
+    </w:p>
+    <w:p>
+      <w:r>
+        <w:rPr>
+          <w:sz w:val="21"/>
+        </w:rPr>
+        <w:t>&gt; Closed there — nothing actionable this visit.</w:t>
+      </w:r>
+    </w:p>
+    <w:p>
+      <w:r>
+        <w:rPr>
+          <w:sz w:val="21"/>
+        </w:rPr>
+        <w:t>&gt; Referenced a case series someone forwarded in passing.</w:t>
+      </w:r>
+    </w:p>
+    <w:p>
+      <w:r>
+        <w:rPr>
+          <w:sz w:val="21"/>
+        </w:rPr>
+      </w:r>
+    </w:p>
+    <w:p>
+      <w:r>
+        <w:rPr>
+          <w:b/>
+          <w:sz w:val="21"/>
+        </w:rPr>
+        <w:t>Delphine Kettleborn, MD, Copperfield Neurology Institute, Providence, RI (AR)</w:t>
+      </w:r>
+    </w:p>
+    <w:p>
+      <w:r>
+        <w:rPr>
+          <w:sz w:val="21"/>
+        </w:rPr>
+        <w:t>&gt; Described a preference for slower titration in general, unrelated to any particular patient.</w:t>
+      </w:r>
+    </w:p>
+    <w:p>
+      <w:r>
+        <w:rPr>
+          <w:sz w:val="21"/>
+        </w:rPr>
+        <w:t>&gt; Asked whether I would be at the meeting later this year.</w:t>
+      </w:r>
+    </w:p>
+    <w:p>
+      <w:r>
+        <w:rPr>
+          <w:sz w:val="21"/>
+        </w:rPr>
+        <w:t>&gt; Routine follow-up slots keeps slipping since the summer, which shapes how much time there is for anything else.</w:t>
+      </w:r>
+    </w:p>
+    <w:p>
+      <w:r>
+        <w:rPr>
+          <w:sz w:val="21"/>
+        </w:rPr>
+      </w:r>
+    </w:p>
+    <w:p>
+      <w:r>
+        <w:rPr>
+          <w:b/>
+          <w:sz w:val="21"/>
+        </w:rPr>
+        <w:t>Adaeze Vasquez-Lund, MD, Alder Point Neurology Associates, Allentown, PA (RSM)</w:t>
+      </w:r>
+    </w:p>
+    <w:p>
+      <w:r>
+        <w:rPr>
+          <w:sz w:val="21"/>
+        </w:rPr>
+        <w:t>&gt; A fragmented meeting in the shared office, first one this quarter.</w:t>
+      </w:r>
+    </w:p>
+    <w:p>
+      <w:r>
+        <w:rPr>
+          <w:sz w:val="21"/>
+        </w:rPr>
+        <w:t>&gt; Formulary placement was the only product-adjacent topic, and only in general terms.</w:t>
+      </w:r>
+    </w:p>
+    <w:p>
+      <w:r>
+        <w:rPr>
+          <w:sz w:val="21"/>
+        </w:rPr>
+        <w:t>&gt; Asked whether I would be at the meeting later this year.</w:t>
+      </w:r>
+    </w:p>
+    <w:p>
+      <w:r>
+        <w:rPr>
+          <w:sz w:val="21"/>
+        </w:rPr>
+      </w:r>
+    </w:p>
+    <w:p>
+      <w:r>
+        <w:rPr>
+          <w:b/>
+          <w:sz w:val="21"/>
+        </w:rPr>
+        <w:t>Tobias Castellane, MD, Thornfield Regional Epilepsy Program, Eugene, OR (RSM)</w:t>
+      </w:r>
+    </w:p>
+    <w:p>
+      <w:r>
+        <w:rPr>
+          <w:sz w:val="21"/>
+        </w:rPr>
+        <w:t>&gt; Left it at that, with the following quarter to be scheduled.</w:t>
+      </w:r>
+    </w:p>
+    <w:p>
+      <w:r>
+        <w:rPr>
+          <w:sz w:val="21"/>
+        </w:rPr>
+        <w:t>&gt; Benefit checks has improved somewhat, which came up as a general frustration.</w:t>
+      </w:r>
+    </w:p>
+    <w:p>
+      <w:r>
+        <w:rPr>
+          <w:sz w:val="21"/>
+        </w:rPr>
+        <w:t>&gt; Most of the discussion was about the referral intake process, which went live without much warning.</w:t>
+      </w:r>
+    </w:p>
+    <w:p>
+      <w:r>
+        <w:rPr>
+          <w:sz w:val="21"/>
+        </w:rPr>
+        <w:t>&gt; Mentioned a guideline update discussed at journal club but did not raise any specific finding.</w:t>
+      </w:r>
+    </w:p>
+    <w:p>
+      <w:r>
+        <w:rPr>
+          <w:sz w:val="21"/>
+        </w:rPr>
+      </w:r>
+    </w:p>
+    <w:p>
+      <w:r>
+        <w:rPr>
+          <w:b/>
+          <w:sz w:val="21"/>
+        </w:rPr>
+        <w:t>Robert Enloe, MD, High Desert Neurology, Boise, ID (AR)</w:t>
+      </w:r>
+    </w:p>
+    <w:p>
+      <w:r>
+        <w:rPr>
+          <w:sz w:val="21"/>
+        </w:rPr>
+        <w:t>&gt; Titration scheduling is handled by nursing staff, which the practice finds workable.</w:t>
+      </w:r>
+    </w:p>
+    <w:p>
+      <w:r>
+        <w:rPr>
+          <w:sz w:val="21"/>
+        </w:rPr>
+        <w:t>&gt; Asked whether I would be at the meeting later this year.</w:t>
+      </w:r>
+    </w:p>
+    <w:p>
+      <w:r>
+        <w:rPr>
+          <w:sz w:val="21"/>
+        </w:rPr>
+        <w:t>&gt; Mentioned a review that circulated on the service but did not raise any specific finding.</w:t>
+      </w:r>
+    </w:p>
+    <w:p>
+      <w:r>
+        <w:rPr>
+          <w:sz w:val="21"/>
+        </w:rPr>
+      </w:r>
+    </w:p>
+    <w:p>
+      <w:r>
+        <w:rPr>
+          <w:b/>
+          <w:sz w:val="21"/>
+        </w:rPr>
+        <w:t>Rosalind Voskuijlen, MD, Willowmere Neuroscience Center, Grand Rapids, MI (AR)</w:t>
+      </w:r>
+    </w:p>
+    <w:p>
+      <w:r>
+        <w:rPr>
+          <w:sz w:val="21"/>
+        </w:rPr>
+        <w:t>&gt; A twenty-minute conversation outside the EEG suite, mostly logistics.</w:t>
+      </w:r>
+    </w:p>
+    <w:p>
+      <w:r>
+        <w:rPr>
+          <w:sz w:val="21"/>
+        </w:rPr>
+        <w:t>&gt; The new charting templates has not settled, and that took up the first part of the conversation.</w:t>
+      </w:r>
+    </w:p>
+    <w:p>
+      <w:r>
+        <w:rPr>
+          <w:sz w:val="21"/>
+        </w:rPr>
+        <w:t>&gt; The new-patient backlog has stretched out since the summer, which shapes how much time there is for anything else.</w:t>
+      </w:r>
+    </w:p>
+    <w:p>
+      <w:r>
+        <w:rPr>
+          <w:sz w:val="21"/>
+        </w:rPr>
+      </w:r>
+    </w:p>
+    <w:p>
+      <w:r>
+        <w:rPr>
+          <w:b/>
+          <w:sz w:val="21"/>
+        </w:rPr>
+        <w:t>Kiara Wetherby, MD, Fox Hollow Neurology Partners, Tucson, AZ (AR)</w:t>
+      </w:r>
+    </w:p>
+    <w:p>
+      <w:r>
+        <w:rPr>
+          <w:sz w:val="21"/>
+        </w:rPr>
+        <w:t>&gt; A full meeting in the conference room, first one this quarter.</w:t>
+      </w:r>
+    </w:p>
+    <w:p>
+      <w:r>
+        <w:rPr>
+          <w:sz w:val="21"/>
+        </w:rPr>
+        <w:t>&gt; No product discussion. Safety items asked about and confirmed none.</w:t>
+      </w:r>
+    </w:p>
+    <w:p>
+      <w:r>
+        <w:rPr>
+          <w:sz w:val="21"/>
+        </w:rPr>
+        <w:t>&gt; Titration scheduling is handled by nursing staff, which the practice finds workable.</w:t>
+      </w:r>
+    </w:p>
+    <w:p>
+      <w:r>
+        <w:rPr>
+          <w:sz w:val="21"/>
+        </w:rPr>
+      </w:r>
+    </w:p>
+    <w:p>
+      <w:r>
+        <w:rPr>
+          <w:b/>
+          <w:sz w:val="21"/>
+        </w:rPr>
+        <w:t>Lachlan Beauchamp, MD, Northbrook Neurology Institute, Charleston, SC (RSM)</w:t>
+      </w:r>
+    </w:p>
+    <w:p>
+      <w:r>
+        <w:rPr>
+          <w:sz w:val="21"/>
+        </w:rPr>
+        <w:t>&gt; Left it at that, with the next visit to be scheduled.</w:t>
       </w:r>
     </w:p>
     <w:p>
@@ -95,406 +495,6 @@
         <w:rPr>
           <w:sz w:val="21"/>
         </w:rPr>
-      </w:r>
-    </w:p>
-    <w:p>
-      <w:r>
-        <w:rPr>
-          <w:b/>
-          <w:sz w:val="21"/>
-        </w:rPr>
-        <w:t>Gemma Oakhurst, MD, Palmetto Neurology Institute, Fort Wayne, IN (RSM)</w:t>
-      </w:r>
-    </w:p>
-    <w:p>
-      <w:r>
-        <w:rPr>
-          <w:sz w:val="21"/>
-        </w:rPr>
-        <w:t>&gt; No specific request. Safety items asked about and confirmed none.</w:t>
-      </w:r>
-    </w:p>
-    <w:p>
-      <w:r>
-        <w:rPr>
-          <w:sz w:val="21"/>
-        </w:rPr>
-        <w:t>&gt; Asked whether I had seen a case series someone forwarded; I had not, and offered nothing in return.</w:t>
-      </w:r>
-    </w:p>
-    <w:p>
-      <w:r>
-        <w:rPr>
-          <w:sz w:val="21"/>
-        </w:rPr>
-        <w:t>&gt; Spent some time on the pediatric-to-adult transfers and how workup decisions get sequenced.</w:t>
-      </w:r>
-    </w:p>
-    <w:p>
-      <w:r>
-        <w:rPr>
-          <w:sz w:val="21"/>
-        </w:rPr>
-        <w:t>&gt; The practice lost the clinic pharmacist and has not backfilled, so clinic throughput keeps slipping.</w:t>
-      </w:r>
-    </w:p>
-    <w:p>
-      <w:r>
-        <w:rPr>
-          <w:sz w:val="21"/>
-        </w:rPr>
-      </w:r>
-    </w:p>
-    <w:p>
-      <w:r>
-        <w:rPr>
-          <w:b/>
-          <w:sz w:val="21"/>
-        </w:rPr>
-        <w:t>Valentina Kettleborn, MD, Juniper Flats Neurology Partners, Charleston, SC (RSM)</w:t>
-      </w:r>
-    </w:p>
-    <w:p>
-      <w:r>
-        <w:rPr>
-          <w:sz w:val="21"/>
-        </w:rPr>
-        <w:t>&gt; A full visit in the conference room; the schedule was tight.</w:t>
-      </w:r>
-    </w:p>
-    <w:p>
-      <w:r>
-        <w:rPr>
-          <w:sz w:val="21"/>
-        </w:rPr>
-        <w:t>&gt; Asked whether I would be at the meeting later this year.</w:t>
-      </w:r>
-    </w:p>
-    <w:p>
-      <w:r>
-        <w:rPr>
-          <w:sz w:val="21"/>
-        </w:rPr>
-        <w:t>&gt; Referenced a session summary from a colleague in passing.</w:t>
-      </w:r>
-    </w:p>
-    <w:p>
-      <w:r>
-        <w:rPr>
-          <w:sz w:val="21"/>
-        </w:rPr>
-      </w:r>
-    </w:p>
-    <w:p>
-      <w:r>
-        <w:rPr>
-          <w:b/>
-          <w:sz w:val="21"/>
-        </w:rPr>
-        <w:t>Wilhelmina Tavernier, MD, Lakeshore Neurological Care Center, Waco, TX (RSM)</w:t>
-      </w:r>
-    </w:p>
-    <w:p>
-      <w:r>
-        <w:rPr>
-          <w:sz w:val="21"/>
-        </w:rPr>
-        <w:t>&gt; Described how the refractory group is triaged now compared with before.</w:t>
-      </w:r>
-    </w:p>
-    <w:p>
-      <w:r>
-        <w:rPr>
-          <w:sz w:val="21"/>
-        </w:rPr>
-        <w:t>&gt; Asked whether I would be at the meeting later this year.</w:t>
-      </w:r>
-    </w:p>
-    <w:p>
-      <w:r>
-        <w:rPr>
-          <w:sz w:val="21"/>
-        </w:rPr>
-        <w:t>&gt; This practice is still building familiarity with the product and had no clinical points to raise.</w:t>
-      </w:r>
-    </w:p>
-    <w:p>
-      <w:r>
-        <w:rPr>
-          <w:sz w:val="21"/>
-        </w:rPr>
-        <w:t>&gt; Referenced a session summary from a colleague in passing.</w:t>
-      </w:r>
-    </w:p>
-    <w:p>
-      <w:r>
-        <w:rPr>
-          <w:sz w:val="21"/>
-        </w:rPr>
-      </w:r>
-    </w:p>
-    <w:p>
-      <w:r>
-        <w:rPr>
-          <w:b/>
-          <w:sz w:val="21"/>
-        </w:rPr>
-        <w:t>Tobias Rusnak, MD, Sable Creek Medical Group, Akron, OH (AR)</w:t>
-      </w:r>
-    </w:p>
-    <w:p>
-      <w:r>
-        <w:rPr>
-          <w:sz w:val="21"/>
-        </w:rPr>
-        <w:t>&gt; Titration scheduling is handled by nursing staff, which the practice finds workable.</w:t>
-      </w:r>
-    </w:p>
-    <w:p>
-      <w:r>
-        <w:rPr>
-          <w:sz w:val="21"/>
-        </w:rPr>
-        <w:t>&gt; Clinic throughput looks better than last year since the summer, which shapes how much time there is for anything else.</w:t>
-      </w:r>
-    </w:p>
-    <w:p>
-      <w:r>
-        <w:rPr>
-          <w:sz w:val="21"/>
-        </w:rPr>
-        <w:t>&gt; Onboarding two medical assistants is the current preoccupation here.</w:t>
-      </w:r>
-    </w:p>
-    <w:p>
-      <w:r>
-        <w:rPr>
-          <w:sz w:val="21"/>
-        </w:rPr>
-        <w:t>&gt; Talked through the surgical workup list in general terms, without any specific case.</w:t>
-      </w:r>
-    </w:p>
-    <w:p>
-      <w:r>
-        <w:rPr>
-          <w:sz w:val="21"/>
-        </w:rPr>
-      </w:r>
-    </w:p>
-    <w:p>
-      <w:r>
-        <w:rPr>
-          <w:b/>
-          <w:sz w:val="21"/>
-        </w:rPr>
-        <w:t>Xiomara Ostrander, MD, Harborlight Epilepsy Center, Springfield, MO (RSM)</w:t>
-      </w:r>
-    </w:p>
-    <w:p>
-      <w:r>
-        <w:rPr>
-          <w:sz w:val="21"/>
-        </w:rPr>
-        <w:t>&gt; A clipped visit by the scheduling desk; the schedule was tight.</w:t>
-      </w:r>
-    </w:p>
-    <w:p>
-      <w:r>
-        <w:rPr>
-          <w:sz w:val="21"/>
-        </w:rPr>
-        <w:t>&gt; Described the practice as early in its experience here, with nothing to report yet.</w:t>
-      </w:r>
-    </w:p>
-    <w:p>
-      <w:r>
-        <w:rPr>
-          <w:sz w:val="21"/>
-        </w:rPr>
-        <w:t>&gt; The practice lost the epilepsy fellow and has not backfilled, so the new-patient backlog is slowly recovering.</w:t>
-      </w:r>
-    </w:p>
-    <w:p>
-      <w:r>
-        <w:rPr>
-          <w:sz w:val="21"/>
-        </w:rPr>
-        <w:t>&gt; Asked whether I would be at the meeting later this year.</w:t>
-      </w:r>
-    </w:p>
-    <w:p>
-      <w:r>
-        <w:rPr>
-          <w:sz w:val="21"/>
-        </w:rPr>
-        <w:t>&gt; Described how the refractory group is triaged now compared with before.</w:t>
-      </w:r>
-    </w:p>
-    <w:p>
-      <w:r>
-        <w:rPr>
-          <w:sz w:val="21"/>
-        </w:rPr>
-      </w:r>
-    </w:p>
-    <w:p>
-      <w:r>
-        <w:rPr>
-          <w:b/>
-          <w:sz w:val="21"/>
-        </w:rPr>
-        <w:t>Niamh Ostrander, MD, Bayview Health Neurology, Burlington, VT (RSM)</w:t>
-      </w:r>
-    </w:p>
-    <w:p>
-      <w:r>
-        <w:rPr>
-          <w:sz w:val="21"/>
-        </w:rPr>
-        <w:t>&gt; Mentioned a session summary from a colleague but did not raise any specific finding.</w:t>
-      </w:r>
-    </w:p>
-    <w:p>
-      <w:r>
-        <w:rPr>
-          <w:sz w:val="21"/>
-        </w:rPr>
-        <w:t>&gt; Described the practice as early in its experience here, with nothing to report yet.</w:t>
-      </w:r>
-    </w:p>
-    <w:p>
-      <w:r>
-        <w:rPr>
-          <w:sz w:val="21"/>
-        </w:rPr>
-        <w:t>&gt; Left it at that, with the following quarter to be scheduled.</w:t>
-      </w:r>
-    </w:p>
-    <w:p>
-      <w:r>
-        <w:rPr>
-          <w:sz w:val="21"/>
-        </w:rPr>
-        <w:t>&gt; Titration habits came up in general terms; no specifics were discussed and none were offered.</w:t>
-      </w:r>
-    </w:p>
-    <w:p>
-      <w:r>
-        <w:rPr>
-          <w:sz w:val="21"/>
-        </w:rPr>
-        <w:t>&gt; Compared notes on which sessions were worth the time.</w:t>
-      </w:r>
-    </w:p>
-    <w:p>
-      <w:r>
-        <w:rPr>
-          <w:sz w:val="21"/>
-        </w:rPr>
-      </w:r>
-    </w:p>
-    <w:p>
-      <w:r>
-        <w:rPr>
-          <w:b/>
-          <w:sz w:val="21"/>
-        </w:rPr>
-        <w:t>Caleb Munson, MD, Cedar Ridge Medical Group, Springfield, IL (AR)</w:t>
-      </w:r>
-    </w:p>
-    <w:p>
-      <w:r>
-        <w:rPr>
-          <w:sz w:val="21"/>
-        </w:rPr>
-        <w:t>&gt; A brief visit over a quick coffee; the schedule was tight.</w:t>
-      </w:r>
-    </w:p>
-    <w:p>
-      <w:r>
-        <w:rPr>
-          <w:sz w:val="21"/>
-        </w:rPr>
-        <w:t>&gt; Asked whether I would be at the meeting later this year.</w:t>
-      </w:r>
-    </w:p>
-    <w:p>
-      <w:r>
-        <w:rPr>
-          <w:sz w:val="21"/>
-        </w:rPr>
-        <w:t>&gt; Closed there — nothing that needed follow-up.</w:t>
-      </w:r>
-    </w:p>
-    <w:p>
-      <w:r>
-        <w:rPr>
-          <w:sz w:val="21"/>
-        </w:rPr>
-        <w:t>&gt; Spent some time on the older half of the panel and how workup decisions get sequenced.</w:t>
-      </w:r>
-    </w:p>
-    <w:p>
-      <w:r>
-        <w:rPr>
-          <w:sz w:val="21"/>
-        </w:rPr>
-        <w:t>&gt; Onboarding the clinic pharmacist is the current preoccupation here.</w:t>
-      </w:r>
-    </w:p>
-    <w:p>
-      <w:r>
-        <w:rPr>
-          <w:sz w:val="21"/>
-        </w:rPr>
-      </w:r>
-    </w:p>
-    <w:p>
-      <w:r>
-        <w:rPr>
-          <w:b/>
-          <w:sz w:val="21"/>
-        </w:rPr>
-        <w:t>Kiara Quintrell, MD, Harborlight Epilepsy Center, Portland, ME (AR)</w:t>
-      </w:r>
-    </w:p>
-    <w:p>
-      <w:r>
-        <w:rPr>
-          <w:sz w:val="21"/>
-        </w:rPr>
-        <w:t>&gt; Stopped by at the end of the clinic list for a twenty-minute conversation.</w:t>
-      </w:r>
-    </w:p>
-    <w:p>
-      <w:r>
-        <w:rPr>
-          <w:sz w:val="21"/>
-        </w:rPr>
-        <w:t>&gt; Agreed to reconnect at a call later this month; nothing actionable this visit.</w:t>
-      </w:r>
-    </w:p>
-    <w:p>
-      <w:r>
-        <w:rPr>
-          <w:sz w:val="21"/>
-        </w:rPr>
-        <w:t>&gt; Asked whether I would be at the meeting later this year.</w:t>
-      </w:r>
-    </w:p>
-    <w:p>
-      <w:r>
-        <w:rPr>
-          <w:sz w:val="21"/>
-        </w:rPr>
-        <w:t>&gt; This practice is still building familiarity with the product and had no clinical points to raise.</w:t>
-      </w:r>
-    </w:p>
-    <w:p>
-      <w:r>
-        <w:rPr>
-          <w:sz w:val="21"/>
-        </w:rPr>
         <w:t>&gt; Referenced a review that circulated on the service in passing.</w:t>
       </w:r>
     </w:p>
@@ -503,55 +503,7 @@
         <w:rPr>
           <w:sz w:val="21"/>
         </w:rPr>
-      </w:r>
-    </w:p>
-    <w:p>
-      <w:r>
-        <w:rPr>
-          <w:b/>
-          <w:sz w:val="21"/>
-        </w:rPr>
-        <w:t>Delphine Kirkpatrick, MD, Copperfield Neurology Institute, Mobile, AL (RSM)</w:t>
-      </w:r>
-    </w:p>
-    <w:p>
-      <w:r>
-        <w:rPr>
-          <w:sz w:val="21"/>
-        </w:rPr>
-        <w:t>&gt; The travel schedule this year came up, and little else.</w:t>
-      </w:r>
-    </w:p>
-    <w:p>
-      <w:r>
-        <w:rPr>
-          <w:sz w:val="21"/>
-        </w:rPr>
-        <w:t>&gt; Mentioned a case series someone forwarded but did not raise any specific finding.</w:t>
-      </w:r>
-    </w:p>
-    <w:p>
-      <w:r>
-        <w:rPr>
-          <w:sz w:val="21"/>
-        </w:rPr>
-        <w:t>&gt; Closed there — no product discussion.</w:t>
-      </w:r>
-    </w:p>
-    <w:p>
-      <w:r>
-        <w:rPr>
-          <w:sz w:val="21"/>
-        </w:rPr>
-        <w:t>&gt; This practice is still building familiarity with the product and had no clinical points to raise.</w:t>
-      </w:r>
-    </w:p>
-    <w:p>
-      <w:r>
-        <w:rPr>
-          <w:sz w:val="21"/>
-        </w:rPr>
-        <w:t>&gt; Clinic throughput has stretched out since the summer, which shapes how much time there is for anything else.</w:t>
+        <w:t>&gt; Formulary placement was the only product-adjacent topic, and only in general terms.</w:t>
       </w:r>
     </w:p>
     <w:p>
